--- a/setup/Cách 2 dùng sql.docx
+++ b/setup/Cách 2 dùng sql.docx
@@ -379,7 +379,7 @@
           <w:szCs w:val="26"/>
         </w:rPr>
         <w:pict w14:anchorId="588A20C8">
-          <v:rect id="_x0000_i1051" style="width:468pt;height:1.2pt" o:hralign="center" o:hrstd="t" o:hr="t" fillcolor="#a0a0a0" stroked="f"/>
+          <v:rect id="_x0000_i1025" style="width:468pt;height:1.2pt" o:hralign="center" o:hrstd="t" o:hr="t" fillcolor="#a0a0a0" stroked="f"/>
         </w:pict>
       </w:r>
     </w:p>
@@ -942,6 +942,68 @@
           <w:t>https://localhost:xxxx</w:t>
         </w:r>
       </w:hyperlink>
+    </w:p>
+    <w:p>
+      <w:pPr>
+        <w:rPr>
+          <w:rFonts w:ascii="Times New Roman" w:hAnsi="Times New Roman" w:cs="Times New Roman"/>
+          <w:sz w:val="26"/>
+          <w:szCs w:val="26"/>
+        </w:rPr>
+      </w:pPr>
+    </w:p>
+    <w:p>
+      <w:pPr>
+        <w:rPr>
+          <w:rFonts w:ascii="Times New Roman" w:hAnsi="Times New Roman" w:cs="Times New Roman"/>
+          <w:sz w:val="26"/>
+          <w:szCs w:val="26"/>
+        </w:rPr>
+      </w:pPr>
+      <w:r>
+        <w:rPr>
+          <w:rFonts w:ascii="Times New Roman" w:hAnsi="Times New Roman" w:cs="Times New Roman"/>
+          <w:sz w:val="26"/>
+          <w:szCs w:val="26"/>
+        </w:rPr>
+        <w:t>Tài khoản admin là :</w:t>
+      </w:r>
+      <w:r>
+        <w:rPr>
+          <w:rFonts w:ascii="Times New Roman" w:eastAsia="Times New Roman" w:hAnsi="Times New Roman" w:cs="Times New Roman"/>
+          <w:color w:val="D4D4D4"/>
+          <w:kern w:val="0"/>
+          <w:sz w:val="26"/>
+          <w:szCs w:val="26"/>
+          <w14:ligatures w14:val="none"/>
+        </w:rPr>
+        <w:t xml:space="preserve"> </w:t>
+      </w:r>
+      <w:r>
+        <w:rPr>
+          <w:rFonts w:ascii="Times New Roman" w:hAnsi="Times New Roman" w:cs="Times New Roman"/>
+          <w:sz w:val="26"/>
+          <w:szCs w:val="26"/>
+        </w:rPr>
+        <w:t xml:space="preserve">Đặng Dương Thắng   </w:t>
+      </w:r>
+    </w:p>
+    <w:p>
+      <w:pPr>
+        <w:rPr>
+          <w:rFonts w:ascii="Times New Roman" w:hAnsi="Times New Roman" w:cs="Times New Roman"/>
+          <w:sz w:val="26"/>
+          <w:szCs w:val="26"/>
+        </w:rPr>
+      </w:pPr>
+      <w:r>
+        <w:rPr>
+          <w:rFonts w:ascii="Times New Roman" w:hAnsi="Times New Roman" w:cs="Times New Roman"/>
+          <w:sz w:val="26"/>
+          <w:szCs w:val="26"/>
+        </w:rPr>
+        <w:t>Mật khẩu :123456</w:t>
+      </w:r>
     </w:p>
     <w:p>
       <w:pPr>
@@ -1589,6 +1651,7 @@
   <w:style w:type="character" w:default="1" w:styleId="Phngmcinhcuaoanvn">
     <w:name w:val="Default Paragraph Font"/>
     <w:uiPriority w:val="1"/>
+    <w:semiHidden/>
     <w:unhideWhenUsed/>
   </w:style>
   <w:style w:type="table" w:default="1" w:styleId="BangThngthng">
